--- a/docs/A1_Projeto_Aplicado_Etapa1.docx
+++ b/docs/A1_Projeto_Aplicado_Etapa1.docx
@@ -12,7 +12,7 @@
           <w:noProof/>
         </w:rPr>
         <w:drawing>
-          <wp:inline distT="0" distB="0" distL="0" distR="0" wp14:anchorId="41477460" wp14:editId="6D486A87">
+          <wp:inline distT="0" distB="0" distL="0" distR="0" wp14:anchorId="742D17F9" wp14:editId="00FD9A5B">
             <wp:extent cx="2476500" cy="1647825"/>
             <wp:effectExtent l="0" t="0" r="0" b="0"/>
             <wp:docPr id="1" name="Imagem 1"/>
@@ -506,7 +506,7 @@
         <w:ind w:left="360"/>
       </w:pPr>
       <w:r>
-        <w:t>3.4 Situação Atual da Base e Próximos Passos</w:t>
+        <w:t>3.4 Resultado da Filtragem: UNIP + Computação e TIC</w:t>
       </w:r>
       <w:r>
         <w:ptab w:relativeTo="margin" w:alignment="right" w:leader="dot"/>
@@ -568,7 +568,7 @@
         <w:pStyle w:val="PargrafodaLista"/>
         <w:numPr>
           <w:ilvl w:val="0"/>
-          <w:numId w:val="2"/>
+          <w:numId w:val="3"/>
         </w:numPr>
         <w:spacing w:after="120"/>
       </w:pPr>
@@ -586,278 +586,12 @@
         <w:pStyle w:val="PargrafodaLista"/>
         <w:numPr>
           <w:ilvl w:val="0"/>
-          <w:numId w:val="2"/>
+          <w:numId w:val="3"/>
         </w:numPr>
         <w:spacing w:after="120"/>
       </w:pPr>
       <w:r>
-        <w:t>Tabela 2 – Cronograma de atividades da Etapa 1</w:t>
-      </w:r>
-    </w:p>
-    <w:p>
-      <w:r>
-        <w:br w:type="page"/>
-      </w:r>
-    </w:p>
-    <w:p>
-      <w:pPr>
-        <w:pStyle w:val="Ttulo1"/>
-      </w:pPr>
-      <w:r>
-        <w:lastRenderedPageBreak/>
-        <w:t>Introdução</w:t>
-      </w:r>
-    </w:p>
-    <w:p>
-      <w:pPr>
-        <w:spacing w:after="200" w:line="300" w:lineRule="auto"/>
-        <w:jc w:val="both"/>
-      </w:pPr>
-      <w:r>
-        <w:t>Este documento corresponde à entrega da Etapa 1 do Projeto I, componente curricular do curso de Tecnologia em Banco de Dados da Universidade Presbiteriana Mackenzie. O trabalho é desenvolvido em grupo, ao longo de quatro etapas de 30 dias cada, e tem como proposta a realização de um estudo prático sobre dados de uma empresa real, contemplando a análise exploratória dos dados selecionados e a elaboração de uma proposta analítica a ser aplicada a esses dados.</w:t>
-      </w:r>
-    </w:p>
-    <w:p>
-      <w:pPr>
-        <w:spacing w:after="200" w:line="300" w:lineRule="auto"/>
-        <w:jc w:val="both"/>
-      </w:pPr>
-      <w:r>
-        <w:t>Para esta primeira etapa, o grupo definiu a Universidade Paulista (UNIP) como organização a ser estudada, com foco na comparação entre as modalidades presencial e a distância (EAD) dos cursos de graduação da área de Computação e Tecnologias da Informação e Comunicação (TIC). Esta entrega apresenta a definição da organização escolhida e sua área de atuação, o contexto e o problema de pesquisa do estudo, a apresentação inicial dos dados e dos metadados que serão utilizados, o cronograma de atividades da etapa</w:t>
-      </w:r>
-      <w:r>
-        <w:t xml:space="preserve"> e o link para o repositório do projeto no GitHub.</w:t>
-      </w:r>
-    </w:p>
-    <w:p>
-      <w:pPr>
-        <w:spacing w:after="200" w:line="300" w:lineRule="auto"/>
-        <w:jc w:val="both"/>
-      </w:pPr>
-      <w:r>
-        <w:t>O documento está organizado em quatro capítulos: o Capítulo 1 apresenta a empresa analisada; o Capítulo 2 descreve o contexto do estudo, incluindo premissas, objetivos, metas e a aplicação do pensamento computacional ao problema; o Capítulo 3 apresenta os dados que serão utilizados e seus metadados; e o Capítulo 4 traz o cronograma de atividades da Etapa 1, com os respectivos responsáveis, períodos e marcos (</w:t>
-      </w:r>
-      <w:proofErr w:type="spellStart"/>
-      <w:r>
-        <w:t>milestones</w:t>
-      </w:r>
-      <w:proofErr w:type="spellEnd"/>
-      <w:r>
-        <w:t>).</w:t>
-      </w:r>
-    </w:p>
-    <w:p>
-      <w:r>
-        <w:br w:type="page"/>
-      </w:r>
-    </w:p>
-    <w:p>
-      <w:pPr>
-        <w:pStyle w:val="Ttulo1"/>
-      </w:pPr>
-      <w:r>
-        <w:lastRenderedPageBreak/>
-        <w:t>1. Detalhamento da Empresa</w:t>
-      </w:r>
-    </w:p>
-    <w:p>
-      <w:pPr>
-        <w:spacing w:after="200" w:line="300" w:lineRule="auto"/>
-        <w:jc w:val="both"/>
-      </w:pPr>
-      <w:r>
-        <w:t xml:space="preserve">A Universidade Paulista (UNIP) é uma instituição privada de ensino superior, mantida pela </w:t>
-      </w:r>
-      <w:proofErr w:type="spellStart"/>
-      <w:r>
-        <w:t>Assupero</w:t>
-      </w:r>
-      <w:proofErr w:type="spellEnd"/>
-      <w:r>
-        <w:t xml:space="preserve"> Ensino Superior Ltda., com sede na cidade de São Paulo. A instituição iniciou suas atividades em 1988 e atua na área da educação superior, oferecendo cursos de graduação, pós-graduação, além de desenvolver atividades de pesquisa e extensão em diferentes áreas do conhecimento.</w:t>
-      </w:r>
-    </w:p>
-    <w:p>
-      <w:pPr>
-        <w:spacing w:after="200" w:line="300" w:lineRule="auto"/>
-        <w:jc w:val="both"/>
-      </w:pPr>
-      <w:r>
-        <w:t>Segundo informações institucionais divulgadas pela própria universidade, a UNIP possui mais de 300 mil alunos matriculados em cursos de graduação tradicional e tecnológica, considerando as modalidades presencial e a distância. A instituição conta ainda com 90 cursos de graduação tradicional e tecnológica, oferecidos entre as duas modalidades.</w:t>
-      </w:r>
-    </w:p>
-    <w:p>
-      <w:pPr>
-        <w:spacing w:after="200" w:line="300" w:lineRule="auto"/>
-        <w:jc w:val="both"/>
-      </w:pPr>
-      <w:r>
-        <w:t>Em relação à sua estrutura e abrangência geográfica, a UNIP possui 28 camp</w:t>
-      </w:r>
-      <w:r>
-        <w:t>i</w:t>
-      </w:r>
-      <w:r>
-        <w:t xml:space="preserve"> presenciais, sendo 11 localizados na cidade de São Paulo, 14 distribuídos pelo interior e litoral do estado de São Paulo e três localizados em outros estados, nas cidades de Brasília, Goiânia e Manaus. Na modalidade de Educação a Distância (EAD), a instituição possui 830 polos, distribuídos por diferentes regiões do Brasil.</w:t>
-      </w:r>
-    </w:p>
-    <w:p>
-      <w:pPr>
-        <w:spacing w:after="200" w:line="300" w:lineRule="auto"/>
-        <w:jc w:val="both"/>
-      </w:pPr>
-      <w:r>
-        <w:t>A área de atuação da UNIP, portanto, é a educação superior privada, com forte presença tanto na modalidade presencial quanto na modalidade EAD. Essa dupla presença e sua ampla distribuição geográfica tornam a instituição adequada ao estudo proposto neste projeto, que direciona a análise especificamente aos cursos de graduação da área de Tecnologia, comparando a oferta e a abrangência desses cursos nas duas modalidades de ensino.</w:t>
-      </w:r>
-    </w:p>
-    <w:p>
-      <w:pPr>
-        <w:pStyle w:val="Ttulo1"/>
-      </w:pPr>
-      <w:r>
-        <w:t>2. Contexto do Estudo</w:t>
-      </w:r>
-    </w:p>
-    <w:p>
-      <w:pPr>
-        <w:pStyle w:val="Ttulo2"/>
-      </w:pPr>
-      <w:r>
-        <w:t>2.1 Contextualização</w:t>
-      </w:r>
-    </w:p>
-    <w:p>
-      <w:pPr>
-        <w:spacing w:after="200" w:line="300" w:lineRule="auto"/>
-        <w:jc w:val="both"/>
-      </w:pPr>
-      <w:r>
-        <w:t>A crescente presença da tecnologia no mercado de trabalho tem aumentado a importância da formação de profissionais capacitados para atuar em áreas relacionadas à Tecnologia da Informação. Nesse contexto, as instituições de ensino superior oferecem diferentes possibilidades de formação, tanto por meio de cursos presenciais quanto pela modalidade de Educação a Distância (EAD).</w:t>
-      </w:r>
-    </w:p>
-    <w:p>
-      <w:pPr>
-        <w:spacing w:after="200" w:line="300" w:lineRule="auto"/>
-        <w:jc w:val="both"/>
-      </w:pPr>
-      <w:r>
-        <w:t xml:space="preserve">Esse movimento é observado também nos dados mais recentes do Inep: entre 2023 e 2024, as matrículas em cursos de graduação presencial caíram, enquanto as matrículas em cursos </w:t>
-      </w:r>
-      <w:proofErr w:type="spellStart"/>
-      <w:r>
-        <w:t>a</w:t>
-      </w:r>
-      <w:proofErr w:type="spellEnd"/>
-      <w:r>
-        <w:t xml:space="preserve"> distância cresceram no mesmo período. Na série histórica de 2014 a 2024, as matrículas a distância aumentaram de forma expressiva, ao passo que a modalidade presencial registrou queda no total de matrículas. </w:t>
-      </w:r>
-      <w:r>
-        <w:t>Esse cenário nacional reforça a relevância de comparar as duas modalidades também no recorte específico da UNIP, proposto neste estudo.</w:t>
-      </w:r>
-    </w:p>
-    <w:p>
-      <w:pPr>
-        <w:spacing w:after="200" w:line="300" w:lineRule="auto"/>
-        <w:jc w:val="both"/>
-      </w:pPr>
-      <w:r>
-        <w:t xml:space="preserve">Considerando esse cenário, o presente estudo tem como foco os cursos de graduação da área de Computação e Tecnologias da Informação e Comunicação (TIC) oferecidos pela Universidade Paulista (UNIP), buscando comparar as modalidades presencial e EAD quanto à oferta, à distribuição geográfica e à distribuição dos estudantes. Para isso, serão utilizados os Microdados do Censo da Educação Superior 2024, disponibilizados pelo Instituto Nacional de Estudos e Pesquisas Educacionais Anísio </w:t>
-      </w:r>
-      <w:r>
-        <w:lastRenderedPageBreak/>
-        <w:t>Teixeira (Inep). A base permite analisar informações relacionadas aos cursos, modalidade de ensino, localização geográfica, vagas, inscritos, ingressantes, matrículas e concluintes.</w:t>
-      </w:r>
-    </w:p>
-    <w:p>
-      <w:pPr>
-        <w:spacing w:after="200" w:line="300" w:lineRule="auto"/>
-        <w:jc w:val="both"/>
-      </w:pPr>
-      <w:r>
-        <w:t>O estudo está relacionado ao Objetivo de Desenvolvimento Sustentável 4 (ODS 4) – Educação de Qualidade, que busca assegurar uma educação inclusiva, equitativa e de qualidade, além de promover oportunidades de aprendizagem ao longo da vida. A análise pretende contribuir para a compreensão de como os cursos da área de Computação e TIC da UNIP estão distribuídos entre as modalidades presencial e EAD, considerando a abrangência geográfica da oferta e a distribuição dos estudantes entre as duas modalidades.</w:t>
-      </w:r>
-    </w:p>
-    <w:p>
-      <w:pPr>
-        <w:pStyle w:val="Ttulo2"/>
-      </w:pPr>
-      <w:r>
-        <w:t>2.2 Problema de Pesquisa</w:t>
-      </w:r>
-    </w:p>
-    <w:p>
-      <w:pPr>
-        <w:spacing w:after="200" w:line="300" w:lineRule="auto"/>
-        <w:jc w:val="both"/>
-      </w:pPr>
-      <w:r>
-        <w:t xml:space="preserve">A partir do contexto apresentado, o problema que orienta este projeto pode ser resumido na seguinte pergunta: como se comportam, em termos de oferta, distribuição geográfica e indicadores de estudantes (vagas, inscritos, ingressantes, matrículas e concluintes), os cursos de Computação e Tecnologias da Informação e Comunicação (TIC) da UNIP quando comparadas as </w:t>
-      </w:r>
-      <w:proofErr w:type="gramStart"/>
-      <w:r>
-        <w:t>modalidades presencial</w:t>
-      </w:r>
-      <w:proofErr w:type="gramEnd"/>
-      <w:r>
-        <w:t xml:space="preserve"> e EAD? A resposta a essa pergunta é o fio condutor das etapas seguintes do projeto, sendo detalhada nos objetivos apresentados a seguir.</w:t>
-      </w:r>
-    </w:p>
-    <w:p>
-      <w:pPr>
-        <w:pStyle w:val="Ttulo2"/>
-      </w:pPr>
-      <w:r>
-        <w:t>2.3 Premissas do Projeto</w:t>
-      </w:r>
-    </w:p>
-    <w:p>
-      <w:pPr>
-        <w:spacing w:after="200" w:line="300" w:lineRule="auto"/>
-        <w:jc w:val="both"/>
-      </w:pPr>
-      <w:r>
-        <w:t xml:space="preserve">O projeto parte da premissa de que as </w:t>
-      </w:r>
-      <w:proofErr w:type="gramStart"/>
-      <w:r>
-        <w:t>modalidades presencial</w:t>
-      </w:r>
-      <w:proofErr w:type="gramEnd"/>
-      <w:r>
-        <w:t xml:space="preserve"> e EAD podem apresentar diferenças quanto à oferta, à distribuição geográfica e à distribuição dos estudantes nos cursos da área de Computação e Tecnologias da Informação e Comunicação (TIC). Para realizar a comparação, serão considerados os cursos da Universidade Paulista (UNIP) classificados nessa área nos Microdados do Censo da Educação Superior 2024. A análise será realizada considerando as informações disponíveis no </w:t>
-      </w:r>
-      <w:proofErr w:type="spellStart"/>
-      <w:r>
-        <w:t>dataset</w:t>
-      </w:r>
-      <w:proofErr w:type="spellEnd"/>
-      <w:r>
-        <w:t xml:space="preserve"> e suas respectivas limitações.</w:t>
-      </w:r>
-    </w:p>
-    <w:p>
-      <w:pPr>
-        <w:pStyle w:val="Ttulo2"/>
-      </w:pPr>
-      <w:r>
-        <w:t>2.4 Objetivo Geral</w:t>
-      </w:r>
-    </w:p>
-    <w:p>
-      <w:pPr>
-        <w:spacing w:after="200" w:line="300" w:lineRule="auto"/>
-        <w:jc w:val="both"/>
-      </w:pPr>
-      <w:r>
-        <w:t>Analisar e comparar os cursos de graduação da área de Computação e Tecnologias da Informação e Comunicação (TIC) da Universidade Paulista (UNIP) nas modalidades presencial e EAD, considerando sua oferta, distribuição geográfica e distribuição dos estudantes, a partir dos Microdados do Censo da Educação Superior 2024.</w:t>
-      </w:r>
-    </w:p>
-    <w:p>
-      <w:pPr>
-        <w:pStyle w:val="Ttulo2"/>
-      </w:pPr>
-      <w:r>
-        <w:t>2.5 Objetivos Específicos</w:t>
+        <w:t>Tabela 2 – Indicadores de oferta e de estudantes por modalidade (UNIP, Computação e TIC)</w:t>
       </w:r>
     </w:p>
     <w:p>
@@ -865,12 +599,266 @@
         <w:pStyle w:val="PargrafodaLista"/>
         <w:numPr>
           <w:ilvl w:val="0"/>
-          <w:numId w:val="2"/>
+          <w:numId w:val="3"/>
         </w:numPr>
         <w:spacing w:after="120"/>
       </w:pPr>
       <w:r>
-        <w:t>Identificar os cursos da área de Computação e Tecnologias da Informação e Comunicação (TIC) oferecidos pela UNIP no Censo da Educação Superior 2024;</w:t>
+        <w:t>Tabela 3 – Cronograma de atividades da Etapa 1</w:t>
+      </w:r>
+    </w:p>
+    <w:p>
+      <w:r>
+        <w:br w:type="page"/>
+      </w:r>
+    </w:p>
+    <w:p>
+      <w:pPr>
+        <w:pStyle w:val="Ttulo1"/>
+      </w:pPr>
+      <w:r>
+        <w:lastRenderedPageBreak/>
+        <w:t>Introdução</w:t>
+      </w:r>
+    </w:p>
+    <w:p>
+      <w:pPr>
+        <w:spacing w:after="200" w:line="300" w:lineRule="auto"/>
+        <w:jc w:val="both"/>
+      </w:pPr>
+      <w:r>
+        <w:t>Este documento corresponde à entrega da Etapa 1 do Projeto I, componente curricular do curso de Tecnologia em Banco de Dados da Universidade Presbiteriana Mackenzie. O trabalho é desenvolvido em grupo, ao longo de quatro etapas de 30 dias cada, e tem como proposta a realização de um estudo prático sobre dados de uma empresa real, contemplando a análise exploratória dos dados selecionados e a elaboração de uma proposta analítica a ser aplicada a esses dados.</w:t>
+      </w:r>
+    </w:p>
+    <w:p>
+      <w:pPr>
+        <w:spacing w:after="200" w:line="300" w:lineRule="auto"/>
+        <w:jc w:val="both"/>
+      </w:pPr>
+      <w:r>
+        <w:t>Para esta primeira etapa, o grupo definiu a Universidade Paulista (UNIP) como organização a ser estudada, com foco na comparação entre as modalidades presencial e a distância (EAD) dos cursos de graduação da área de Computação e Tecnologias da Informação e Comunicação (TIC). Esta entrega apresenta a definição da organização escolhida e sua área de atuação, o contexto e o problema de pesquisa do estudo, a apresentação dos dados e metadados já filtrados para a UNIP na área de Computação e TIC, o cronograma de atividades da etapa e o link para o repositório do projeto no GitHub.</w:t>
+      </w:r>
+    </w:p>
+    <w:p>
+      <w:pPr>
+        <w:spacing w:after="200" w:line="300" w:lineRule="auto"/>
+        <w:jc w:val="both"/>
+      </w:pPr>
+      <w:r>
+        <w:t>O documento está organizado em quatro capítulos: o Capítulo 1 apresenta a empresa analisada; o Capítulo 2 descreve o contexto do estudo, incluindo premissas, objetivos, metas e a aplicação do pensamento computacional ao problema; o Capítulo 3 apresenta os dados que serão utilizados e seus metadados; e o Capítulo 4 traz o cronograma de atividades da Etapa 1, com os respectivos responsáveis, períodos e marcos (</w:t>
+      </w:r>
+      <w:proofErr w:type="spellStart"/>
+      <w:r>
+        <w:t>milestones</w:t>
+      </w:r>
+      <w:proofErr w:type="spellEnd"/>
+      <w:r>
+        <w:t>).</w:t>
+      </w:r>
+    </w:p>
+    <w:p>
+      <w:r>
+        <w:br w:type="page"/>
+      </w:r>
+    </w:p>
+    <w:p>
+      <w:pPr>
+        <w:pStyle w:val="Ttulo1"/>
+      </w:pPr>
+      <w:r>
+        <w:lastRenderedPageBreak/>
+        <w:t>1. Detalhamento da Empresa</w:t>
+      </w:r>
+    </w:p>
+    <w:p>
+      <w:pPr>
+        <w:spacing w:after="200" w:line="300" w:lineRule="auto"/>
+        <w:jc w:val="both"/>
+      </w:pPr>
+      <w:r>
+        <w:t xml:space="preserve">A Universidade Paulista (UNIP) é uma instituição privada de ensino superior, mantida pela </w:t>
+      </w:r>
+      <w:proofErr w:type="spellStart"/>
+      <w:r>
+        <w:t>Assupero</w:t>
+      </w:r>
+      <w:proofErr w:type="spellEnd"/>
+      <w:r>
+        <w:t xml:space="preserve"> Ensino Superior Ltda., com sede na cidade de São Paulo. A instituição iniciou suas atividades em 1988 e atua na área da educação superior, oferecendo cursos de graduação, pós-graduação, além de desenvolver atividades de pesquisa e extensão em diferentes áreas do conhecimento.</w:t>
+      </w:r>
+    </w:p>
+    <w:p>
+      <w:pPr>
+        <w:spacing w:after="200" w:line="300" w:lineRule="auto"/>
+        <w:jc w:val="both"/>
+      </w:pPr>
+      <w:r>
+        <w:t>Segundo informações institucionais divulgadas pela própria universidade, a UNIP possui mais de 300 mil alunos matriculados em cursos de graduação tradicional e tecnológica, considerando as modalidades presencial e a distância. A instituição conta ainda com 90 cursos de graduação tradicional e tecnológica, oferecidos entre as duas modalidades.</w:t>
+      </w:r>
+    </w:p>
+    <w:p>
+      <w:pPr>
+        <w:spacing w:after="200" w:line="300" w:lineRule="auto"/>
+        <w:jc w:val="both"/>
+      </w:pPr>
+      <w:r>
+        <w:t>Em relação à sua estrutura e abrangência geográfica, a UNIP possui 28 campi presenciais, sendo 11 localizados na cidade de São Paulo, 14 distribuídos pelo interior e litoral do estado de São Paulo e três localizados em outros estados, nas cidades de Brasília, Goiânia e Manaus. Na modalidade de Educação a Distância (EAD), a instituição possui 830 polos, distribuídos por diferentes regiões do Brasil.</w:t>
+      </w:r>
+    </w:p>
+    <w:p>
+      <w:pPr>
+        <w:spacing w:after="200" w:line="300" w:lineRule="auto"/>
+        <w:jc w:val="both"/>
+      </w:pPr>
+      <w:r>
+        <w:t>A área de atuação da UNIP, portanto, é a educação superior privada, com forte presença tanto na modalidade presencial quanto na modalidade EAD. Essa dupla presença e sua ampla distribuição geográfica tornam a instituição adequada ao estudo proposto neste projeto, que direciona a análise especificamente aos cursos de graduação da área de Tecnologia, comparando a oferta e a abrangência desses cursos nas duas modalidades de ensino.</w:t>
+      </w:r>
+    </w:p>
+    <w:p>
+      <w:pPr>
+        <w:pStyle w:val="Ttulo1"/>
+      </w:pPr>
+      <w:r>
+        <w:t>2. Contexto do Estudo</w:t>
+      </w:r>
+    </w:p>
+    <w:p>
+      <w:pPr>
+        <w:pStyle w:val="Ttulo2"/>
+      </w:pPr>
+      <w:r>
+        <w:t>2.1 Contextualização</w:t>
+      </w:r>
+    </w:p>
+    <w:p>
+      <w:pPr>
+        <w:spacing w:after="200" w:line="300" w:lineRule="auto"/>
+        <w:jc w:val="both"/>
+      </w:pPr>
+      <w:r>
+        <w:t>A crescente presença da tecnologia no mercado de trabalho tem aumentado a importância da formação de profissionais capacitados para atuar em áreas relacionadas à Tecnologia da Informação. Nesse contexto, as instituições de ensino superior oferecem diferentes possibilidades de formação, tanto por meio de cursos presenciais quanto pela modalidade de Educação a Distância (EAD).</w:t>
+      </w:r>
+    </w:p>
+    <w:p>
+      <w:pPr>
+        <w:spacing w:after="200" w:line="300" w:lineRule="auto"/>
+        <w:jc w:val="both"/>
+      </w:pPr>
+      <w:r>
+        <w:t xml:space="preserve">Esse movimento é observado também nos dados mais recentes do Inep: entre 2023 e 2024, as matrículas em cursos de graduação presencial caíram, enquanto as matrículas em cursos </w:t>
+      </w:r>
+      <w:proofErr w:type="spellStart"/>
+      <w:r>
+        <w:t>a</w:t>
+      </w:r>
+      <w:proofErr w:type="spellEnd"/>
+      <w:r>
+        <w:t xml:space="preserve"> distância cresceram no mesmo período. Na série histórica de 2014 a 2024, as matrículas a distância aumentaram de forma expressiva, ao passo que a modalidade presencial registrou queda no total de matrículas. Esse cenário nacional reforça a relevância de comparar as duas modalidades também no recorte específico da UNIP, proposto neste estudo.</w:t>
+      </w:r>
+    </w:p>
+    <w:p>
+      <w:pPr>
+        <w:spacing w:after="200" w:line="300" w:lineRule="auto"/>
+        <w:jc w:val="both"/>
+      </w:pPr>
+      <w:r>
+        <w:t xml:space="preserve">Considerando esse cenário, o presente estudo tem como foco os cursos de graduação da área de Computação e Tecnologias da Informação e Comunicação (TIC) oferecidos pela Universidade Paulista (UNIP), buscando comparar as modalidades presencial e EAD quanto à oferta, à distribuição geográfica e à distribuição dos estudantes. Para isso, serão utilizados os Microdados do Censo da Educação Superior 2024, disponibilizados pelo Instituto Nacional de Estudos e Pesquisas Educacionais Anísio </w:t>
+      </w:r>
+      <w:r>
+        <w:lastRenderedPageBreak/>
+        <w:t>Teixeira (Inep). A base permite analisar informações relacionadas aos cursos, modalidade de ensino, localização geográfica, vagas, inscritos, ingressantes, matrículas e concluintes.</w:t>
+      </w:r>
+    </w:p>
+    <w:p>
+      <w:pPr>
+        <w:spacing w:after="200" w:line="300" w:lineRule="auto"/>
+        <w:jc w:val="both"/>
+      </w:pPr>
+      <w:r>
+        <w:t>O estudo está relacionado ao Objetivo de Desenvolvimento Sustentável 4 (ODS 4) – Educação de Qualidade, que busca assegurar uma educação inclusiva, equitativa e de qualidade, além de promover oportunidades de aprendizagem ao longo da vida. A análise pretende contribuir para a compreensão de como os cursos da área de Computação e TIC da UNIP estão distribuídos entre as modalidades presencial e EAD, considerando a abrangência geográfica da oferta e a distribuição dos estudantes entre as duas modalidades.</w:t>
+      </w:r>
+    </w:p>
+    <w:p>
+      <w:pPr>
+        <w:pStyle w:val="Ttulo2"/>
+      </w:pPr>
+      <w:r>
+        <w:t>2.2 Problema de Pesquisa</w:t>
+      </w:r>
+    </w:p>
+    <w:p>
+      <w:pPr>
+        <w:spacing w:after="200" w:line="300" w:lineRule="auto"/>
+        <w:jc w:val="both"/>
+      </w:pPr>
+      <w:r>
+        <w:t xml:space="preserve">A partir do contexto apresentado, o problema que orienta este projeto pode ser resumido na seguinte pergunta: como se comportam, em termos de oferta, distribuição geográfica e indicadores de estudantes (vagas, inscritos, ingressantes, matrículas e concluintes), os cursos de Computação e Tecnologias da Informação e Comunicação (TIC) da UNIP quando comparadas as </w:t>
+      </w:r>
+      <w:proofErr w:type="gramStart"/>
+      <w:r>
+        <w:t>modalidades presencial</w:t>
+      </w:r>
+      <w:proofErr w:type="gramEnd"/>
+      <w:r>
+        <w:t xml:space="preserve"> e EAD? A resposta a essa pergunta é o fio condutor das etapas seguintes do projeto, sendo detalhada nos objetivos apresentados a seguir.</w:t>
+      </w:r>
+    </w:p>
+    <w:p>
+      <w:pPr>
+        <w:pStyle w:val="Ttulo2"/>
+      </w:pPr>
+      <w:r>
+        <w:t>2.3 Premissas do Projeto</w:t>
+      </w:r>
+    </w:p>
+    <w:p>
+      <w:pPr>
+        <w:spacing w:after="200" w:line="300" w:lineRule="auto"/>
+        <w:jc w:val="both"/>
+      </w:pPr>
+      <w:r>
+        <w:t xml:space="preserve">O projeto parte da premissa de que as </w:t>
+      </w:r>
+      <w:proofErr w:type="gramStart"/>
+      <w:r>
+        <w:t>modalidades presencial</w:t>
+      </w:r>
+      <w:proofErr w:type="gramEnd"/>
+      <w:r>
+        <w:t xml:space="preserve"> e EAD podem apresentar diferenças quanto à oferta, à distribuição geográfica e à distribuição dos estudantes nos cursos da área de Computação e Tecnologias da Informação e Comunicação (TIC). Para realizar a comparação, serão considerados os cursos da Universidade Paulista (UNIP) classificados nessa área nos Microdados do Censo da Educação Superior 2024. A análise será realizada considerando as informações disponíveis no </w:t>
+      </w:r>
+      <w:proofErr w:type="spellStart"/>
+      <w:r>
+        <w:t>dataset</w:t>
+      </w:r>
+      <w:proofErr w:type="spellEnd"/>
+      <w:r>
+        <w:t xml:space="preserve"> e suas respectivas limitações.</w:t>
+      </w:r>
+    </w:p>
+    <w:p>
+      <w:pPr>
+        <w:pStyle w:val="Ttulo2"/>
+      </w:pPr>
+      <w:r>
+        <w:t>2.4 Objetivo Geral</w:t>
+      </w:r>
+    </w:p>
+    <w:p>
+      <w:pPr>
+        <w:spacing w:after="200" w:line="300" w:lineRule="auto"/>
+        <w:jc w:val="both"/>
+      </w:pPr>
+      <w:r>
+        <w:t>Analisar e comparar os cursos de graduação da área de Computação e Tecnologias da Informação e Comunicação (TIC) da Universidade Paulista (UNIP) nas modalidades presencial e EAD, considerando sua oferta, distribuição geográfica e distribuição dos estudantes, a partir dos Microdados do Censo da Educação Superior 2024.</w:t>
+      </w:r>
+    </w:p>
+    <w:p>
+      <w:pPr>
+        <w:pStyle w:val="Ttulo2"/>
+      </w:pPr>
+      <w:r>
+        <w:t>2.5 Objetivos Específicos</w:t>
       </w:r>
     </w:p>
     <w:p>
@@ -878,12 +866,12 @@
         <w:pStyle w:val="PargrafodaLista"/>
         <w:numPr>
           <w:ilvl w:val="0"/>
-          <w:numId w:val="2"/>
+          <w:numId w:val="3"/>
         </w:numPr>
         <w:spacing w:after="120"/>
       </w:pPr>
       <w:r>
-        <w:t>Comparar a oferta desses cursos entre as modalidades presencial e EAD;</w:t>
+        <w:t>Identificar os cursos da área de Computação e Tecnologias da Informação e Comunicação (TIC) oferecidos pela UNIP no Censo da Educação Superior 2024;</w:t>
       </w:r>
     </w:p>
     <w:p>
@@ -891,12 +879,12 @@
         <w:pStyle w:val="PargrafodaLista"/>
         <w:numPr>
           <w:ilvl w:val="0"/>
-          <w:numId w:val="2"/>
+          <w:numId w:val="3"/>
         </w:numPr>
         <w:spacing w:after="120"/>
       </w:pPr>
       <w:r>
-        <w:t>Analisar a distribuição geográfica dos cursos e dos estudantes, considerando municípios, estados e regiões;</w:t>
+        <w:t>Comparar a oferta desses cursos entre as modalidades presencial e EAD;</w:t>
       </w:r>
     </w:p>
     <w:p>
@@ -904,12 +892,12 @@
         <w:pStyle w:val="PargrafodaLista"/>
         <w:numPr>
           <w:ilvl w:val="0"/>
-          <w:numId w:val="2"/>
+          <w:numId w:val="3"/>
         </w:numPr>
         <w:spacing w:after="120"/>
       </w:pPr>
       <w:r>
-        <w:t>Comparar indicadores como vagas, inscritos, ingressantes, matrículas e concluintes entre os cursos e as modalidades de ensino;</w:t>
+        <w:t>Analisar a distribuição geográfica dos cursos e dos estudantes, considerando municípios, estados e regiões;</w:t>
       </w:r>
     </w:p>
     <w:p>
@@ -917,7 +905,20 @@
         <w:pStyle w:val="PargrafodaLista"/>
         <w:numPr>
           <w:ilvl w:val="0"/>
-          <w:numId w:val="2"/>
+          <w:numId w:val="3"/>
+        </w:numPr>
+        <w:spacing w:after="120"/>
+      </w:pPr>
+      <w:r>
+        <w:t>Comparar indicadores como vagas, inscritos, ingressantes, matrículas e concluintes entre os cursos e as modalidades de ensino;</w:t>
+      </w:r>
+    </w:p>
+    <w:p>
+      <w:pPr>
+        <w:pStyle w:val="PargrafodaLista"/>
+        <w:numPr>
+          <w:ilvl w:val="0"/>
+          <w:numId w:val="3"/>
         </w:numPr>
         <w:spacing w:after="120"/>
       </w:pPr>
@@ -1068,16 +1069,7 @@
         <w:jc w:val="both"/>
       </w:pPr>
       <w:r>
-        <w:t>Para o desenvolvimento do estudo, será utilizado principalmente o arquivo MICRODADOS_CADASTRO_CURSOS_2024 (formato CSV, delimitado por ponto e vírgula), realizando-se um recorte dos dados referentes à Universidade Paulista (UNIP)</w:t>
-      </w:r>
-      <w:r>
-        <w:t>,</w:t>
-      </w:r>
-      <w:r>
-        <w:t xml:space="preserve"> a partir do código da instituição (CO_IES)</w:t>
-      </w:r>
-      <w:r>
-        <w:t xml:space="preserve"> e aos cursos pertencentes à área de Computação e Tecnologias da Informação e Comunicação (TIC), conforme a classificação CINE Brasil (campo CO_CINE_AREA_GERAL).</w:t>
+        <w:t>Para o desenvolvimento do estudo, foi utilizado principalmente o arquivo MICRODADOS_CADASTRO_CURSOS_2024 (formato CSV, delimitado por ponto e vírgula), a partir do qual foi realizado um recorte dos dados referentes à Universidade Paulista (UNIP) — pelo código da instituição, CO_IES = 322 — e aos cursos pertencentes à área de Computação e Tecnologias da Informação e Comunicação (TIC), conforme a classificação CINE Brasil (campo CO_CINE_AREA_GERAL).</w:t>
       </w:r>
     </w:p>
     <w:p>
@@ -1117,7 +1109,7 @@
       </w:r>
       <w:proofErr w:type="spellEnd"/>
       <w:r>
-        <w:t xml:space="preserve"> contém informações relacionadas aos cursos de graduação das Instituições de Educação Superior brasileiras. Para este projeto, a base será filtrada para considerar exclusivamente os registros da Universidade Paulista (UNIP) classificados na área de Computação e Tecnologias da Informação e Comunicação (TIC).</w:t>
+        <w:t xml:space="preserve"> contém informações relacionadas aos cursos de graduação das Instituições de Educação Superior brasileiras. Para este projeto, a base foi filtrada para considerar exclusivamente os registros da Universidade Paulista (UNIP) classificados na área de Computação e Tecnologias da Informação e Comunicação (TIC).</w:t>
       </w:r>
     </w:p>
     <w:p>
@@ -1186,19 +1178,13 @@
           <w:left w:w="10" w:type="dxa"/>
           <w:right w:w="10" w:type="dxa"/>
         </w:tblCellMar>
-        <w:tblLook w:val="04A0" w:firstRow="1" w:lastRow="0" w:firstColumn="1" w:lastColumn="0" w:noHBand="0" w:noVBand="1"/>
+        <w:tblLook w:val="0000" w:firstRow="0" w:lastRow="0" w:firstColumn="0" w:lastColumn="0" w:noHBand="0" w:noVBand="0"/>
       </w:tblPr>
       <w:tblGrid>
         <w:gridCol w:w="3000"/>
         <w:gridCol w:w="6000"/>
       </w:tblGrid>
       <w:tr>
-        <w:tblPrEx>
-          <w:tblCellMar>
-            <w:top w:w="0" w:type="dxa"/>
-            <w:bottom w:w="0" w:type="dxa"/>
-          </w:tblCellMar>
-        </w:tblPrEx>
         <w:tc>
           <w:tcPr>
             <w:tcW w:w="3000" w:type="dxa"/>
@@ -1257,12 +1243,6 @@
         </w:tc>
       </w:tr>
       <w:tr>
-        <w:tblPrEx>
-          <w:tblCellMar>
-            <w:top w:w="0" w:type="dxa"/>
-            <w:bottom w:w="0" w:type="dxa"/>
-          </w:tblCellMar>
-        </w:tblPrEx>
         <w:tc>
           <w:tcPr>
             <w:tcW w:w="3000" w:type="dxa"/>
@@ -1309,12 +1289,6 @@
         </w:tc>
       </w:tr>
       <w:tr>
-        <w:tblPrEx>
-          <w:tblCellMar>
-            <w:top w:w="0" w:type="dxa"/>
-            <w:bottom w:w="0" w:type="dxa"/>
-          </w:tblCellMar>
-        </w:tblPrEx>
         <w:tc>
           <w:tcPr>
             <w:tcW w:w="3000" w:type="dxa"/>
@@ -1361,12 +1335,6 @@
         </w:tc>
       </w:tr>
       <w:tr>
-        <w:tblPrEx>
-          <w:tblCellMar>
-            <w:top w:w="0" w:type="dxa"/>
-            <w:bottom w:w="0" w:type="dxa"/>
-          </w:tblCellMar>
-        </w:tblPrEx>
         <w:tc>
           <w:tcPr>
             <w:tcW w:w="3000" w:type="dxa"/>
@@ -1413,12 +1381,6 @@
         </w:tc>
       </w:tr>
       <w:tr>
-        <w:tblPrEx>
-          <w:tblCellMar>
-            <w:top w:w="0" w:type="dxa"/>
-            <w:bottom w:w="0" w:type="dxa"/>
-          </w:tblCellMar>
-        </w:tblPrEx>
         <w:tc>
           <w:tcPr>
             <w:tcW w:w="3000" w:type="dxa"/>
@@ -1465,12 +1427,6 @@
         </w:tc>
       </w:tr>
       <w:tr>
-        <w:tblPrEx>
-          <w:tblCellMar>
-            <w:top w:w="0" w:type="dxa"/>
-            <w:bottom w:w="0" w:type="dxa"/>
-          </w:tblCellMar>
-        </w:tblPrEx>
         <w:tc>
           <w:tcPr>
             <w:tcW w:w="3000" w:type="dxa"/>
@@ -1517,12 +1473,6 @@
         </w:tc>
       </w:tr>
       <w:tr>
-        <w:tblPrEx>
-          <w:tblCellMar>
-            <w:top w:w="0" w:type="dxa"/>
-            <w:bottom w:w="0" w:type="dxa"/>
-          </w:tblCellMar>
-        </w:tblPrEx>
         <w:tc>
           <w:tcPr>
             <w:tcW w:w="3000" w:type="dxa"/>
@@ -1569,12 +1519,6 @@
         </w:tc>
       </w:tr>
       <w:tr>
-        <w:tblPrEx>
-          <w:tblCellMar>
-            <w:top w:w="0" w:type="dxa"/>
-            <w:bottom w:w="0" w:type="dxa"/>
-          </w:tblCellMar>
-        </w:tblPrEx>
         <w:tc>
           <w:tcPr>
             <w:tcW w:w="3000" w:type="dxa"/>
@@ -1621,12 +1565,6 @@
         </w:tc>
       </w:tr>
       <w:tr>
-        <w:tblPrEx>
-          <w:tblCellMar>
-            <w:top w:w="0" w:type="dxa"/>
-            <w:bottom w:w="0" w:type="dxa"/>
-          </w:tblCellMar>
-        </w:tblPrEx>
         <w:tc>
           <w:tcPr>
             <w:tcW w:w="3000" w:type="dxa"/>
@@ -1673,12 +1611,6 @@
         </w:tc>
       </w:tr>
       <w:tr>
-        <w:tblPrEx>
-          <w:tblCellMar>
-            <w:top w:w="0" w:type="dxa"/>
-            <w:bottom w:w="0" w:type="dxa"/>
-          </w:tblCellMar>
-        </w:tblPrEx>
         <w:tc>
           <w:tcPr>
             <w:tcW w:w="3000" w:type="dxa"/>
@@ -1725,12 +1657,6 @@
         </w:tc>
       </w:tr>
       <w:tr>
-        <w:tblPrEx>
-          <w:tblCellMar>
-            <w:top w:w="0" w:type="dxa"/>
-            <w:bottom w:w="0" w:type="dxa"/>
-          </w:tblCellMar>
-        </w:tblPrEx>
         <w:tc>
           <w:tcPr>
             <w:tcW w:w="3000" w:type="dxa"/>
@@ -1777,12 +1703,6 @@
         </w:tc>
       </w:tr>
       <w:tr>
-        <w:tblPrEx>
-          <w:tblCellMar>
-            <w:top w:w="0" w:type="dxa"/>
-            <w:bottom w:w="0" w:type="dxa"/>
-          </w:tblCellMar>
-        </w:tblPrEx>
         <w:tc>
           <w:tcPr>
             <w:tcW w:w="3000" w:type="dxa"/>
@@ -1830,12 +1750,6 @@
         </w:tc>
       </w:tr>
       <w:tr>
-        <w:tblPrEx>
-          <w:tblCellMar>
-            <w:top w:w="0" w:type="dxa"/>
-            <w:bottom w:w="0" w:type="dxa"/>
-          </w:tblCellMar>
-        </w:tblPrEx>
         <w:tc>
           <w:tcPr>
             <w:tcW w:w="3000" w:type="dxa"/>
@@ -1882,12 +1796,6 @@
         </w:tc>
       </w:tr>
       <w:tr>
-        <w:tblPrEx>
-          <w:tblCellMar>
-            <w:top w:w="0" w:type="dxa"/>
-            <w:bottom w:w="0" w:type="dxa"/>
-          </w:tblCellMar>
-        </w:tblPrEx>
         <w:tc>
           <w:tcPr>
             <w:tcW w:w="3000" w:type="dxa"/>
@@ -1934,12 +1842,6 @@
         </w:tc>
       </w:tr>
       <w:tr>
-        <w:tblPrEx>
-          <w:tblCellMar>
-            <w:top w:w="0" w:type="dxa"/>
-            <w:bottom w:w="0" w:type="dxa"/>
-          </w:tblCellMar>
-        </w:tblPrEx>
         <w:tc>
           <w:tcPr>
             <w:tcW w:w="3000" w:type="dxa"/>
@@ -1986,12 +1888,6 @@
         </w:tc>
       </w:tr>
       <w:tr>
-        <w:tblPrEx>
-          <w:tblCellMar>
-            <w:top w:w="0" w:type="dxa"/>
-            <w:bottom w:w="0" w:type="dxa"/>
-          </w:tblCellMar>
-        </w:tblPrEx>
         <w:tc>
           <w:tcPr>
             <w:tcW w:w="3000" w:type="dxa"/>
@@ -2038,12 +1934,6 @@
         </w:tc>
       </w:tr>
       <w:tr>
-        <w:tblPrEx>
-          <w:tblCellMar>
-            <w:top w:w="0" w:type="dxa"/>
-            <w:bottom w:w="0" w:type="dxa"/>
-          </w:tblCellMar>
-        </w:tblPrEx>
         <w:tc>
           <w:tcPr>
             <w:tcW w:w="3000" w:type="dxa"/>
@@ -2090,12 +1980,6 @@
         </w:tc>
       </w:tr>
       <w:tr>
-        <w:tblPrEx>
-          <w:tblCellMar>
-            <w:top w:w="0" w:type="dxa"/>
-            <w:bottom w:w="0" w:type="dxa"/>
-          </w:tblCellMar>
-        </w:tblPrEx>
         <w:tc>
           <w:tcPr>
             <w:tcW w:w="3000" w:type="dxa"/>
@@ -2142,12 +2026,6 @@
         </w:tc>
       </w:tr>
       <w:tr>
-        <w:tblPrEx>
-          <w:tblCellMar>
-            <w:top w:w="0" w:type="dxa"/>
-            <w:bottom w:w="0" w:type="dxa"/>
-          </w:tblCellMar>
-        </w:tblPrEx>
         <w:tc>
           <w:tcPr>
             <w:tcW w:w="3000" w:type="dxa"/>
@@ -2225,7 +2103,7 @@
         <w:pStyle w:val="Ttulo2"/>
       </w:pPr>
       <w:r>
-        <w:t>3.4 Situação Atual da Base e Próximos Passos</w:t>
+        <w:t>3.4 Resultado da Filtragem: UNIP + Computação e TIC</w:t>
       </w:r>
     </w:p>
     <w:p>
@@ -2234,7 +2112,7 @@
         <w:jc w:val="both"/>
       </w:pPr>
       <w:r>
-        <w:t>Até o fechamento desta Etapa 1, a fonte de dados foi identificada e as variáveis relevantes já foram mapeadas (Tabela 1), mas o download e a filtragem da base ainda não haviam sido realizados. O grupo já sabe exatamente qual arquivo baixar (MICRODADOS_CADASTRO_CURSOS_2024) e quais critérios de filtro aplicar (CO_IES da UNIP e CO_CINE_AREA_GERAL de Computação e TIC), o que será feito no início da Etapa 2.</w:t>
+        <w:t>A base bruta do Censo da Educação Superior 2024 contém 720.349 registros de cursos de todas as Instituições de Educação Superior do Brasil, distribuídos em 223 colunas. Após aplicar o filtro pelo código da instituição (CO_IES = 322, Universidade Paulista) e pela área geral CINE (CO_CINE_AREA_GERAL = Computação e Tecnologias da Informação e Comunicação – TIC), o recorte resultou em 1.651 registros, cada um representando a oferta de um curso em um município (na sede ou em um polo EAD), mantendo as 223 colunas originais — das quais 18 foram selecionadas para a análise (Tabela 1).</w:t>
       </w:r>
     </w:p>
     <w:p>
@@ -2243,10 +2121,603 @@
         <w:jc w:val="both"/>
       </w:pPr>
       <w:r>
-        <w:t xml:space="preserve">Como referência de escala do universo de dados, o Censo da Educação Superior 2024 registra mais de 10 milhões de matrículas de graduação em todo o país, o que indica que a base bruta antes da filtragem é de grande volume; após o recorte por instituição (UNIP) e área (Computação e TIC), espera-se um número de registros compatível com a análise proposta. A quantidade exata de linhas e colunas do recorte final será apresentada na Análise Exploratória de Dados (Etapa 2), junto ao dicionário de dados completo e </w:t>
-      </w:r>
-      <w:r>
-        <w:t>ao tratamento de valores ausentes ou inconsistentes.</w:t>
+        <w:t>Esses 1.651 registros correspondem a 7 cursos distintos oferecidos pela UNIP na área de Computação e TIC: Análise e Desenvolvimento de Sistemas, Ciência da Computação, Gestão da Tecnologia da Informação, Jogos Digitais, Redes de Computadores, Segurança da Informação e Sistemas de Informação. A oferta está presente em 491 municípios distintos, abrangendo as 27 unidades federativas do país (26 estados e o Distrito Federal).</w:t>
+      </w:r>
+    </w:p>
+    <w:p>
+      <w:pPr>
+        <w:spacing w:after="200" w:line="300" w:lineRule="auto"/>
+        <w:jc w:val="both"/>
+      </w:pPr>
+      <w:r>
+        <w:t>Quanto à modalidade de ensino, 76 registros (4,6% do total) correspondem à modalidade presencial e 1.575 registros (95,4%) à modalidade EAD, refletindo a estrutura da UNIP: poucos campi físicos oferecendo cursos de TIC frente a milhares de polos EAD espalhados pelo país. A tabela a seguir compara os principais indicadores entre as duas modalidades.</w:t>
+      </w:r>
+    </w:p>
+    <w:tbl>
+      <w:tblPr>
+        <w:tblW w:w="9000" w:type="dxa"/>
+        <w:tblBorders>
+          <w:top w:val="single" w:sz="4" w:space="0" w:color="auto"/>
+          <w:left w:val="single" w:sz="4" w:space="0" w:color="auto"/>
+          <w:bottom w:val="single" w:sz="4" w:space="0" w:color="auto"/>
+          <w:right w:val="single" w:sz="4" w:space="0" w:color="auto"/>
+          <w:insideH w:val="single" w:sz="4" w:space="0" w:color="auto"/>
+          <w:insideV w:val="single" w:sz="4" w:space="0" w:color="auto"/>
+        </w:tblBorders>
+        <w:tblCellMar>
+          <w:left w:w="10" w:type="dxa"/>
+          <w:right w:w="10" w:type="dxa"/>
+        </w:tblCellMar>
+        <w:tblLook w:val="0000" w:firstRow="0" w:lastRow="0" w:firstColumn="0" w:lastColumn="0" w:noHBand="0" w:noVBand="0"/>
+      </w:tblPr>
+      <w:tblGrid>
+        <w:gridCol w:w="4200"/>
+        <w:gridCol w:w="2400"/>
+        <w:gridCol w:w="2400"/>
+      </w:tblGrid>
+      <w:tr>
+        <w:tc>
+          <w:tcPr>
+            <w:tcW w:w="4200" w:type="dxa"/>
+            <w:shd w:val="clear" w:color="auto" w:fill="1F4E79"/>
+            <w:tcMar>
+              <w:top w:w="80" w:type="dxa"/>
+              <w:left w:w="100" w:type="dxa"/>
+              <w:bottom w:w="80" w:type="dxa"/>
+              <w:right w:w="100" w:type="dxa"/>
+            </w:tcMar>
+            <w:vAlign w:val="center"/>
+          </w:tcPr>
+          <w:p>
+            <w:pPr>
+              <w:jc w:val="center"/>
+            </w:pPr>
+            <w:r>
+              <w:rPr>
+                <w:b/>
+                <w:bCs/>
+                <w:color w:val="FFFFFF"/>
+                <w:sz w:val="20"/>
+                <w:szCs w:val="20"/>
+              </w:rPr>
+              <w:t>Indicador</w:t>
+            </w:r>
+          </w:p>
+        </w:tc>
+        <w:tc>
+          <w:tcPr>
+            <w:tcW w:w="2400" w:type="dxa"/>
+            <w:shd w:val="clear" w:color="auto" w:fill="1F4E79"/>
+            <w:tcMar>
+              <w:top w:w="80" w:type="dxa"/>
+              <w:left w:w="100" w:type="dxa"/>
+              <w:bottom w:w="80" w:type="dxa"/>
+              <w:right w:w="100" w:type="dxa"/>
+            </w:tcMar>
+            <w:vAlign w:val="center"/>
+          </w:tcPr>
+          <w:p>
+            <w:pPr>
+              <w:jc w:val="center"/>
+            </w:pPr>
+            <w:r>
+              <w:rPr>
+                <w:b/>
+                <w:bCs/>
+                <w:color w:val="FFFFFF"/>
+                <w:sz w:val="20"/>
+                <w:szCs w:val="20"/>
+              </w:rPr>
+              <w:t>Presencial</w:t>
+            </w:r>
+          </w:p>
+        </w:tc>
+        <w:tc>
+          <w:tcPr>
+            <w:tcW w:w="2400" w:type="dxa"/>
+            <w:shd w:val="clear" w:color="auto" w:fill="1F4E79"/>
+            <w:tcMar>
+              <w:top w:w="80" w:type="dxa"/>
+              <w:left w:w="100" w:type="dxa"/>
+              <w:bottom w:w="80" w:type="dxa"/>
+              <w:right w:w="100" w:type="dxa"/>
+            </w:tcMar>
+            <w:vAlign w:val="center"/>
+          </w:tcPr>
+          <w:p>
+            <w:pPr>
+              <w:jc w:val="center"/>
+            </w:pPr>
+            <w:r>
+              <w:rPr>
+                <w:b/>
+                <w:bCs/>
+                <w:color w:val="FFFFFF"/>
+                <w:sz w:val="20"/>
+                <w:szCs w:val="20"/>
+              </w:rPr>
+              <w:t>EAD</w:t>
+            </w:r>
+          </w:p>
+        </w:tc>
+      </w:tr>
+      <w:tr>
+        <w:tc>
+          <w:tcPr>
+            <w:tcW w:w="4200" w:type="dxa"/>
+            <w:tcMar>
+              <w:top w:w="80" w:type="dxa"/>
+              <w:left w:w="100" w:type="dxa"/>
+              <w:bottom w:w="80" w:type="dxa"/>
+              <w:right w:w="100" w:type="dxa"/>
+            </w:tcMar>
+            <w:vAlign w:val="center"/>
+          </w:tcPr>
+          <w:p>
+            <w:r>
+              <w:rPr>
+                <w:color w:val="000000"/>
+                <w:sz w:val="20"/>
+                <w:szCs w:val="20"/>
+              </w:rPr>
+              <w:t>Registros (linhas) na base</w:t>
+            </w:r>
+          </w:p>
+        </w:tc>
+        <w:tc>
+          <w:tcPr>
+            <w:tcW w:w="2400" w:type="dxa"/>
+            <w:tcMar>
+              <w:top w:w="80" w:type="dxa"/>
+              <w:left w:w="100" w:type="dxa"/>
+              <w:bottom w:w="80" w:type="dxa"/>
+              <w:right w:w="100" w:type="dxa"/>
+            </w:tcMar>
+            <w:vAlign w:val="center"/>
+          </w:tcPr>
+          <w:p>
+            <w:pPr>
+              <w:jc w:val="center"/>
+            </w:pPr>
+            <w:r>
+              <w:rPr>
+                <w:color w:val="000000"/>
+                <w:sz w:val="20"/>
+                <w:szCs w:val="20"/>
+              </w:rPr>
+              <w:t>76</w:t>
+            </w:r>
+          </w:p>
+        </w:tc>
+        <w:tc>
+          <w:tcPr>
+            <w:tcW w:w="2400" w:type="dxa"/>
+            <w:tcMar>
+              <w:top w:w="80" w:type="dxa"/>
+              <w:left w:w="100" w:type="dxa"/>
+              <w:bottom w:w="80" w:type="dxa"/>
+              <w:right w:w="100" w:type="dxa"/>
+            </w:tcMar>
+            <w:vAlign w:val="center"/>
+          </w:tcPr>
+          <w:p>
+            <w:pPr>
+              <w:jc w:val="center"/>
+            </w:pPr>
+            <w:r>
+              <w:rPr>
+                <w:color w:val="000000"/>
+                <w:sz w:val="20"/>
+                <w:szCs w:val="20"/>
+              </w:rPr>
+              <w:t>1.575</w:t>
+            </w:r>
+          </w:p>
+        </w:tc>
+      </w:tr>
+      <w:tr>
+        <w:tc>
+          <w:tcPr>
+            <w:tcW w:w="4200" w:type="dxa"/>
+            <w:tcMar>
+              <w:top w:w="80" w:type="dxa"/>
+              <w:left w:w="100" w:type="dxa"/>
+              <w:bottom w:w="80" w:type="dxa"/>
+              <w:right w:w="100" w:type="dxa"/>
+            </w:tcMar>
+            <w:vAlign w:val="center"/>
+          </w:tcPr>
+          <w:p>
+            <w:r>
+              <w:rPr>
+                <w:color w:val="000000"/>
+                <w:sz w:val="20"/>
+                <w:szCs w:val="20"/>
+              </w:rPr>
+              <w:t>Vagas ofertadas</w:t>
+            </w:r>
+          </w:p>
+        </w:tc>
+        <w:tc>
+          <w:tcPr>
+            <w:tcW w:w="2400" w:type="dxa"/>
+            <w:tcMar>
+              <w:top w:w="80" w:type="dxa"/>
+              <w:left w:w="100" w:type="dxa"/>
+              <w:bottom w:w="80" w:type="dxa"/>
+              <w:right w:w="100" w:type="dxa"/>
+            </w:tcMar>
+            <w:vAlign w:val="center"/>
+          </w:tcPr>
+          <w:p>
+            <w:pPr>
+              <w:jc w:val="center"/>
+            </w:pPr>
+            <w:r>
+              <w:rPr>
+                <w:color w:val="000000"/>
+                <w:sz w:val="20"/>
+                <w:szCs w:val="20"/>
+              </w:rPr>
+              <w:t>14.972</w:t>
+            </w:r>
+          </w:p>
+        </w:tc>
+        <w:tc>
+          <w:tcPr>
+            <w:tcW w:w="2400" w:type="dxa"/>
+            <w:tcMar>
+              <w:top w:w="80" w:type="dxa"/>
+              <w:left w:w="100" w:type="dxa"/>
+              <w:bottom w:w="80" w:type="dxa"/>
+              <w:right w:w="100" w:type="dxa"/>
+            </w:tcMar>
+            <w:vAlign w:val="center"/>
+          </w:tcPr>
+          <w:p>
+            <w:pPr>
+              <w:jc w:val="center"/>
+            </w:pPr>
+            <w:r>
+              <w:rPr>
+                <w:color w:val="000000"/>
+                <w:sz w:val="20"/>
+                <w:szCs w:val="20"/>
+              </w:rPr>
+              <w:t>341.040</w:t>
+            </w:r>
+          </w:p>
+        </w:tc>
+      </w:tr>
+      <w:tr>
+        <w:tc>
+          <w:tcPr>
+            <w:tcW w:w="4200" w:type="dxa"/>
+            <w:tcMar>
+              <w:top w:w="80" w:type="dxa"/>
+              <w:left w:w="100" w:type="dxa"/>
+              <w:bottom w:w="80" w:type="dxa"/>
+              <w:right w:w="100" w:type="dxa"/>
+            </w:tcMar>
+            <w:vAlign w:val="center"/>
+          </w:tcPr>
+          <w:p>
+            <w:r>
+              <w:rPr>
+                <w:color w:val="000000"/>
+                <w:sz w:val="20"/>
+                <w:szCs w:val="20"/>
+              </w:rPr>
+              <w:t>Inscritos</w:t>
+            </w:r>
+          </w:p>
+        </w:tc>
+        <w:tc>
+          <w:tcPr>
+            <w:tcW w:w="2400" w:type="dxa"/>
+            <w:tcMar>
+              <w:top w:w="80" w:type="dxa"/>
+              <w:left w:w="100" w:type="dxa"/>
+              <w:bottom w:w="80" w:type="dxa"/>
+              <w:right w:w="100" w:type="dxa"/>
+            </w:tcMar>
+            <w:vAlign w:val="center"/>
+          </w:tcPr>
+          <w:p>
+            <w:pPr>
+              <w:jc w:val="center"/>
+            </w:pPr>
+            <w:r>
+              <w:rPr>
+                <w:color w:val="000000"/>
+                <w:sz w:val="20"/>
+                <w:szCs w:val="20"/>
+              </w:rPr>
+              <w:t>20.838</w:t>
+            </w:r>
+          </w:p>
+        </w:tc>
+        <w:tc>
+          <w:tcPr>
+            <w:tcW w:w="2400" w:type="dxa"/>
+            <w:tcMar>
+              <w:top w:w="80" w:type="dxa"/>
+              <w:left w:w="100" w:type="dxa"/>
+              <w:bottom w:w="80" w:type="dxa"/>
+              <w:right w:w="100" w:type="dxa"/>
+            </w:tcMar>
+            <w:vAlign w:val="center"/>
+          </w:tcPr>
+          <w:p>
+            <w:pPr>
+              <w:jc w:val="center"/>
+            </w:pPr>
+            <w:r>
+              <w:rPr>
+                <w:color w:val="000000"/>
+                <w:sz w:val="20"/>
+                <w:szCs w:val="20"/>
+              </w:rPr>
+              <w:t>16.937</w:t>
+            </w:r>
+          </w:p>
+        </w:tc>
+      </w:tr>
+      <w:tr>
+        <w:tc>
+          <w:tcPr>
+            <w:tcW w:w="4200" w:type="dxa"/>
+            <w:tcMar>
+              <w:top w:w="80" w:type="dxa"/>
+              <w:left w:w="100" w:type="dxa"/>
+              <w:bottom w:w="80" w:type="dxa"/>
+              <w:right w:w="100" w:type="dxa"/>
+            </w:tcMar>
+            <w:vAlign w:val="center"/>
+          </w:tcPr>
+          <w:p>
+            <w:r>
+              <w:rPr>
+                <w:color w:val="000000"/>
+                <w:sz w:val="20"/>
+                <w:szCs w:val="20"/>
+              </w:rPr>
+              <w:t>Ingressantes</w:t>
+            </w:r>
+          </w:p>
+        </w:tc>
+        <w:tc>
+          <w:tcPr>
+            <w:tcW w:w="2400" w:type="dxa"/>
+            <w:tcMar>
+              <w:top w:w="80" w:type="dxa"/>
+              <w:left w:w="100" w:type="dxa"/>
+              <w:bottom w:w="80" w:type="dxa"/>
+              <w:right w:w="100" w:type="dxa"/>
+            </w:tcMar>
+            <w:vAlign w:val="center"/>
+          </w:tcPr>
+          <w:p>
+            <w:pPr>
+              <w:jc w:val="center"/>
+            </w:pPr>
+            <w:r>
+              <w:rPr>
+                <w:color w:val="000000"/>
+                <w:sz w:val="20"/>
+                <w:szCs w:val="20"/>
+              </w:rPr>
+              <w:t>9.054</w:t>
+            </w:r>
+          </w:p>
+        </w:tc>
+        <w:tc>
+          <w:tcPr>
+            <w:tcW w:w="2400" w:type="dxa"/>
+            <w:tcMar>
+              <w:top w:w="80" w:type="dxa"/>
+              <w:left w:w="100" w:type="dxa"/>
+              <w:bottom w:w="80" w:type="dxa"/>
+              <w:right w:w="100" w:type="dxa"/>
+            </w:tcMar>
+            <w:vAlign w:val="center"/>
+          </w:tcPr>
+          <w:p>
+            <w:pPr>
+              <w:jc w:val="center"/>
+            </w:pPr>
+            <w:r>
+              <w:rPr>
+                <w:color w:val="000000"/>
+                <w:sz w:val="20"/>
+                <w:szCs w:val="20"/>
+              </w:rPr>
+              <w:t>8.608</w:t>
+            </w:r>
+          </w:p>
+        </w:tc>
+      </w:tr>
+      <w:tr>
+        <w:tc>
+          <w:tcPr>
+            <w:tcW w:w="4200" w:type="dxa"/>
+            <w:tcMar>
+              <w:top w:w="80" w:type="dxa"/>
+              <w:left w:w="100" w:type="dxa"/>
+              <w:bottom w:w="80" w:type="dxa"/>
+              <w:right w:w="100" w:type="dxa"/>
+            </w:tcMar>
+            <w:vAlign w:val="center"/>
+          </w:tcPr>
+          <w:p>
+            <w:r>
+              <w:rPr>
+                <w:color w:val="000000"/>
+                <w:sz w:val="20"/>
+                <w:szCs w:val="20"/>
+              </w:rPr>
+              <w:t>Matrículas</w:t>
+            </w:r>
+          </w:p>
+        </w:tc>
+        <w:tc>
+          <w:tcPr>
+            <w:tcW w:w="2400" w:type="dxa"/>
+            <w:tcMar>
+              <w:top w:w="80" w:type="dxa"/>
+              <w:left w:w="100" w:type="dxa"/>
+              <w:bottom w:w="80" w:type="dxa"/>
+              <w:right w:w="100" w:type="dxa"/>
+            </w:tcMar>
+            <w:vAlign w:val="center"/>
+          </w:tcPr>
+          <w:p>
+            <w:pPr>
+              <w:jc w:val="center"/>
+            </w:pPr>
+            <w:r>
+              <w:rPr>
+                <w:color w:val="000000"/>
+                <w:sz w:val="20"/>
+                <w:szCs w:val="20"/>
+              </w:rPr>
+              <w:t>13.121</w:t>
+            </w:r>
+          </w:p>
+        </w:tc>
+        <w:tc>
+          <w:tcPr>
+            <w:tcW w:w="2400" w:type="dxa"/>
+            <w:tcMar>
+              <w:top w:w="80" w:type="dxa"/>
+              <w:left w:w="100" w:type="dxa"/>
+              <w:bottom w:w="80" w:type="dxa"/>
+              <w:right w:w="100" w:type="dxa"/>
+            </w:tcMar>
+            <w:vAlign w:val="center"/>
+          </w:tcPr>
+          <w:p>
+            <w:pPr>
+              <w:jc w:val="center"/>
+            </w:pPr>
+            <w:r>
+              <w:rPr>
+                <w:color w:val="000000"/>
+                <w:sz w:val="20"/>
+                <w:szCs w:val="20"/>
+              </w:rPr>
+              <w:t>9.514</w:t>
+            </w:r>
+          </w:p>
+        </w:tc>
+      </w:tr>
+      <w:tr>
+        <w:tc>
+          <w:tcPr>
+            <w:tcW w:w="4200" w:type="dxa"/>
+            <w:tcMar>
+              <w:top w:w="80" w:type="dxa"/>
+              <w:left w:w="100" w:type="dxa"/>
+              <w:bottom w:w="80" w:type="dxa"/>
+              <w:right w:w="100" w:type="dxa"/>
+            </w:tcMar>
+            <w:vAlign w:val="center"/>
+          </w:tcPr>
+          <w:p>
+            <w:r>
+              <w:rPr>
+                <w:color w:val="000000"/>
+                <w:sz w:val="20"/>
+                <w:szCs w:val="20"/>
+              </w:rPr>
+              <w:t>Concluintes</w:t>
+            </w:r>
+          </w:p>
+        </w:tc>
+        <w:tc>
+          <w:tcPr>
+            <w:tcW w:w="2400" w:type="dxa"/>
+            <w:tcMar>
+              <w:top w:w="80" w:type="dxa"/>
+              <w:left w:w="100" w:type="dxa"/>
+              <w:bottom w:w="80" w:type="dxa"/>
+              <w:right w:w="100" w:type="dxa"/>
+            </w:tcMar>
+            <w:vAlign w:val="center"/>
+          </w:tcPr>
+          <w:p>
+            <w:pPr>
+              <w:jc w:val="center"/>
+            </w:pPr>
+            <w:r>
+              <w:rPr>
+                <w:color w:val="000000"/>
+                <w:sz w:val="20"/>
+                <w:szCs w:val="20"/>
+              </w:rPr>
+              <w:t>2.257</w:t>
+            </w:r>
+          </w:p>
+        </w:tc>
+        <w:tc>
+          <w:tcPr>
+            <w:tcW w:w="2400" w:type="dxa"/>
+            <w:tcMar>
+              <w:top w:w="80" w:type="dxa"/>
+              <w:left w:w="100" w:type="dxa"/>
+              <w:bottom w:w="80" w:type="dxa"/>
+              <w:right w:w="100" w:type="dxa"/>
+            </w:tcMar>
+            <w:vAlign w:val="center"/>
+          </w:tcPr>
+          <w:p>
+            <w:pPr>
+              <w:jc w:val="center"/>
+            </w:pPr>
+            <w:r>
+              <w:rPr>
+                <w:color w:val="000000"/>
+                <w:sz w:val="20"/>
+                <w:szCs w:val="20"/>
+              </w:rPr>
+              <w:t>1.724</w:t>
+            </w:r>
+          </w:p>
+        </w:tc>
+      </w:tr>
+    </w:tbl>
+    <w:p>
+      <w:pPr>
+        <w:spacing w:before="120" w:after="200"/>
+        <w:jc w:val="center"/>
+      </w:pPr>
+      <w:r>
+        <w:rPr>
+          <w:i/>
+          <w:iCs/>
+          <w:sz w:val="20"/>
+          <w:szCs w:val="20"/>
+        </w:rPr>
+        <w:t>Tabela 2 – Indicadores de oferta e de estudantes por modalidade (UNIP, cursos de Computação e TIC, Censo 2024)</w:t>
+      </w:r>
+    </w:p>
+    <w:p>
+      <w:pPr>
+        <w:spacing w:after="200" w:line="300" w:lineRule="auto"/>
+        <w:jc w:val="both"/>
+      </w:pPr>
+      <w:r>
+        <w:lastRenderedPageBreak/>
+        <w:t>Um padrão chama atenção nesse primeiro recorte: apesar de a modalidade EAD concentrar a grande maioria dos registros e das vagas ofertadas (341.040 vagas, contra 14.972 na modalidade presencial), o número de matrículas (9.514) e de concluintes (1.724) em EAD é menor do que na modalidade presencial (13.121 matrículas e 2.257 concluintes). Essa diferença entre a oferta de vagas e o efetivo aproveitamento na modalidade EAD é um dos pontos a ser aprofundado na Análise Exploratória de Dados (Etapa 2).</w:t>
+      </w:r>
+    </w:p>
+    <w:p>
+      <w:pPr>
+        <w:spacing w:after="200" w:line="300" w:lineRule="auto"/>
+        <w:jc w:val="both"/>
+      </w:pPr>
+      <w:r>
+        <w:t>A base filtrada já está disponível no repositório do projeto, na pasta data/: a versão completa, com as 223 colunas originais (unip_tic_completo.csv), e a versão compacta, apenas com as 18 variáveis selecionadas (unip_tic_variaveis_selecionadas.csv).</w:t>
       </w:r>
     </w:p>
     <w:p>
@@ -2298,12 +2769,6 @@
         <w:gridCol w:w="2200"/>
       </w:tblGrid>
       <w:tr>
-        <w:tblPrEx>
-          <w:tblCellMar>
-            <w:top w:w="0" w:type="dxa"/>
-            <w:bottom w:w="0" w:type="dxa"/>
-          </w:tblCellMar>
-        </w:tblPrEx>
         <w:tc>
           <w:tcPr>
             <w:tcW w:w="3200" w:type="dxa"/>
@@ -2450,12 +2915,6 @@
         </w:tc>
       </w:tr>
       <w:tr>
-        <w:tblPrEx>
-          <w:tblCellMar>
-            <w:top w:w="0" w:type="dxa"/>
-            <w:bottom w:w="0" w:type="dxa"/>
-          </w:tblCellMar>
-        </w:tblPrEx>
         <w:tc>
           <w:tcPr>
             <w:tcW w:w="3200" w:type="dxa"/>
@@ -2576,12 +3035,6 @@
         </w:tc>
       </w:tr>
       <w:tr>
-        <w:tblPrEx>
-          <w:tblCellMar>
-            <w:top w:w="0" w:type="dxa"/>
-            <w:bottom w:w="0" w:type="dxa"/>
-          </w:tblCellMar>
-        </w:tblPrEx>
         <w:tc>
           <w:tcPr>
             <w:tcW w:w="3200" w:type="dxa"/>
@@ -2678,12 +3131,6 @@
         </w:tc>
       </w:tr>
       <w:tr>
-        <w:tblPrEx>
-          <w:tblCellMar>
-            <w:top w:w="0" w:type="dxa"/>
-            <w:bottom w:w="0" w:type="dxa"/>
-          </w:tblCellMar>
-        </w:tblPrEx>
         <w:tc>
           <w:tcPr>
             <w:tcW w:w="3200" w:type="dxa"/>
@@ -2816,12 +3263,6 @@
         </w:tc>
       </w:tr>
       <w:tr>
-        <w:tblPrEx>
-          <w:tblCellMar>
-            <w:top w:w="0" w:type="dxa"/>
-            <w:bottom w:w="0" w:type="dxa"/>
-          </w:tblCellMar>
-        </w:tblPrEx>
         <w:tc>
           <w:tcPr>
             <w:tcW w:w="3200" w:type="dxa"/>
@@ -2937,12 +3378,6 @@
         </w:tc>
       </w:tr>
       <w:tr>
-        <w:tblPrEx>
-          <w:tblCellMar>
-            <w:top w:w="0" w:type="dxa"/>
-            <w:bottom w:w="0" w:type="dxa"/>
-          </w:tblCellMar>
-        </w:tblPrEx>
         <w:tc>
           <w:tcPr>
             <w:tcW w:w="3200" w:type="dxa"/>
@@ -2961,7 +3396,6 @@
                 <w:sz w:val="20"/>
                 <w:szCs w:val="20"/>
               </w:rPr>
-              <w:lastRenderedPageBreak/>
               <w:t>Aplicação do pensamento computacional ao problema e criação do repositório no GitHub</w:t>
             </w:r>
           </w:p>
@@ -3058,12 +3492,6 @@
         </w:tc>
       </w:tr>
       <w:tr>
-        <w:tblPrEx>
-          <w:tblCellMar>
-            <w:top w:w="0" w:type="dxa"/>
-            <w:bottom w:w="0" w:type="dxa"/>
-          </w:tblCellMar>
-        </w:tblPrEx>
         <w:tc>
           <w:tcPr>
             <w:tcW w:w="3200" w:type="dxa"/>
@@ -3418,6 +3846,60 @@
       <w:lvlJc w:val="left"/>
     </w:lvl>
   </w:abstractNum>
+  <w:abstractNum w:abstractNumId="2" w15:restartNumberingAfterBreak="0">
+    <w:nsid w:val="65B63F46"/>
+    <w:multiLevelType w:val="hybridMultilevel"/>
+    <w:tmpl w:val="2E2A74F8"/>
+    <w:lvl w:ilvl="0" w:tplc="A82C17A2">
+      <w:start w:val="1"/>
+      <w:numFmt w:val="bullet"/>
+      <w:lvlText w:val="•"/>
+      <w:lvlJc w:val="left"/>
+      <w:pPr>
+        <w:ind w:left="720" w:hanging="360"/>
+      </w:pPr>
+    </w:lvl>
+    <w:lvl w:ilvl="1" w:tplc="15B4D9EC">
+      <w:numFmt w:val="decimal"/>
+      <w:lvlText w:val=""/>
+      <w:lvlJc w:val="left"/>
+    </w:lvl>
+    <w:lvl w:ilvl="2" w:tplc="EFC01F84">
+      <w:numFmt w:val="decimal"/>
+      <w:lvlText w:val=""/>
+      <w:lvlJc w:val="left"/>
+    </w:lvl>
+    <w:lvl w:ilvl="3" w:tplc="8AB6C8C2">
+      <w:numFmt w:val="decimal"/>
+      <w:lvlText w:val=""/>
+      <w:lvlJc w:val="left"/>
+    </w:lvl>
+    <w:lvl w:ilvl="4" w:tplc="3B267E7A">
+      <w:numFmt w:val="decimal"/>
+      <w:lvlText w:val=""/>
+      <w:lvlJc w:val="left"/>
+    </w:lvl>
+    <w:lvl w:ilvl="5" w:tplc="856C1E9E">
+      <w:numFmt w:val="decimal"/>
+      <w:lvlText w:val=""/>
+      <w:lvlJc w:val="left"/>
+    </w:lvl>
+    <w:lvl w:ilvl="6" w:tplc="EEC6BCD2">
+      <w:numFmt w:val="decimal"/>
+      <w:lvlText w:val=""/>
+      <w:lvlJc w:val="left"/>
+    </w:lvl>
+    <w:lvl w:ilvl="7" w:tplc="3D4622EE">
+      <w:numFmt w:val="decimal"/>
+      <w:lvlText w:val=""/>
+      <w:lvlJc w:val="left"/>
+    </w:lvl>
+    <w:lvl w:ilvl="8" w:tplc="76A63CB2">
+      <w:numFmt w:val="decimal"/>
+      <w:lvlText w:val=""/>
+      <w:lvlJc w:val="left"/>
+    </w:lvl>
+  </w:abstractNum>
   <w:num w:numId="1" w16cid:durableId="1647736094">
     <w:abstractNumId w:val="0"/>
     <w:lvlOverride w:ilvl="0">
@@ -3426,6 +3908,12 @@
   </w:num>
   <w:num w:numId="2" w16cid:durableId="185412125">
     <w:abstractNumId w:val="1"/>
+    <w:lvlOverride w:ilvl="0">
+      <w:startOverride w:val="1"/>
+    </w:lvlOverride>
+  </w:num>
+  <w:num w:numId="3" w16cid:durableId="276450071">
+    <w:abstractNumId w:val="2"/>
     <w:lvlOverride w:ilvl="0">
       <w:startOverride w:val="1"/>
     </w:lvlOverride>
